--- a/Company Specific/Barclays/DSA.docx
+++ b/Company Specific/Barclays/DSA.docx
@@ -232,7 +232,7 @@
     <w:p>
       <w:r>
         <w:pict w14:anchorId="3C99907D">
-          <v:rect id="_x0000_i1091" style="width:0;height:1.5pt" o:hralign="center" o:hrstd="t" o:hr="t" fillcolor="#a0a0a0" stroked="f"/>
+          <v:rect id="_x0000_i1025" style="width:0;height:1.5pt" o:hralign="center" o:hrstd="t" o:hr="t" fillcolor="#a0a0a0" stroked="f"/>
         </w:pict>
       </w:r>
     </w:p>
@@ -351,7 +351,7 @@
     <w:p>
       <w:r>
         <w:pict w14:anchorId="6A48CEB2">
-          <v:rect id="_x0000_i1092" style="width:0;height:1.5pt" o:hralign="center" o:hrstd="t" o:hr="t" fillcolor="#a0a0a0" stroked="f"/>
+          <v:rect id="_x0000_i1026" style="width:0;height:1.5pt" o:hralign="center" o:hrstd="t" o:hr="t" fillcolor="#a0a0a0" stroked="f"/>
         </w:pict>
       </w:r>
     </w:p>
@@ -426,7 +426,7 @@
     <w:p>
       <w:r>
         <w:pict w14:anchorId="062E60DA">
-          <v:rect id="_x0000_i1093" style="width:0;height:1.5pt" o:hralign="center" o:hrstd="t" o:hr="t" fillcolor="#a0a0a0" stroked="f"/>
+          <v:rect id="_x0000_i1027" style="width:0;height:1.5pt" o:hralign="center" o:hrstd="t" o:hr="t" fillcolor="#a0a0a0" stroked="f"/>
         </w:pict>
       </w:r>
     </w:p>
@@ -468,7 +468,7 @@
     <w:p>
       <w:r>
         <w:pict w14:anchorId="3C464B09">
-          <v:rect id="_x0000_i1094" style="width:0;height:1.5pt" o:hralign="center" o:hrstd="t" o:hr="t" fillcolor="#a0a0a0" stroked="f"/>
+          <v:rect id="_x0000_i1028" style="width:0;height:1.5pt" o:hralign="center" o:hrstd="t" o:hr="t" fillcolor="#a0a0a0" stroked="f"/>
         </w:pict>
       </w:r>
     </w:p>
@@ -533,7 +533,7 @@
     <w:p>
       <w:r>
         <w:pict w14:anchorId="6FB968D1">
-          <v:rect id="_x0000_i1095" style="width:0;height:1.5pt" o:hralign="center" o:hrstd="t" o:hr="t" fillcolor="#a0a0a0" stroked="f"/>
+          <v:rect id="_x0000_i1029" style="width:0;height:1.5pt" o:hralign="center" o:hrstd="t" o:hr="t" fillcolor="#a0a0a0" stroked="f"/>
         </w:pict>
       </w:r>
     </w:p>
@@ -565,7 +565,7 @@
     <w:p>
       <w:r>
         <w:pict w14:anchorId="36F6FDE2">
-          <v:rect id="_x0000_i1096" style="width:0;height:1.5pt" o:hralign="center" o:hrstd="t" o:hr="t" fillcolor="#a0a0a0" stroked="f"/>
+          <v:rect id="_x0000_i1030" style="width:0;height:1.5pt" o:hralign="center" o:hrstd="t" o:hr="t" fillcolor="#a0a0a0" stroked="f"/>
         </w:pict>
       </w:r>
     </w:p>
@@ -637,7 +637,7 @@
     <w:p>
       <w:r>
         <w:pict w14:anchorId="3C768691">
-          <v:rect id="_x0000_i1097" style="width:0;height:1.5pt" o:hralign="center" o:hrstd="t" o:hr="t" fillcolor="#a0a0a0" stroked="f"/>
+          <v:rect id="_x0000_i1031" style="width:0;height:1.5pt" o:hralign="center" o:hrstd="t" o:hr="t" fillcolor="#a0a0a0" stroked="f"/>
         </w:pict>
       </w:r>
     </w:p>
@@ -675,7 +675,7 @@
     <w:p>
       <w:r>
         <w:pict w14:anchorId="2A153CBF">
-          <v:rect id="_x0000_i1098" style="width:0;height:1.5pt" o:hralign="center" o:hrstd="t" o:hr="t" fillcolor="#a0a0a0" stroked="f"/>
+          <v:rect id="_x0000_i1032" style="width:0;height:1.5pt" o:hralign="center" o:hrstd="t" o:hr="t" fillcolor="#a0a0a0" stroked="f"/>
         </w:pict>
       </w:r>
     </w:p>
@@ -707,7 +707,7 @@
     <w:p>
       <w:r>
         <w:pict w14:anchorId="0BC83D96">
-          <v:rect id="_x0000_i1099" style="width:0;height:1.5pt" o:hralign="center" o:hrstd="t" o:hr="t" fillcolor="#a0a0a0" stroked="f"/>
+          <v:rect id="_x0000_i1033" style="width:0;height:1.5pt" o:hralign="center" o:hrstd="t" o:hr="t" fillcolor="#a0a0a0" stroked="f"/>
         </w:pict>
       </w:r>
     </w:p>
@@ -793,7 +793,7 @@
     <w:p>
       <w:r>
         <w:pict w14:anchorId="1BEF60F0">
-          <v:rect id="_x0000_i1100" style="width:0;height:1.5pt" o:hralign="center" o:hrstd="t" o:hr="t" fillcolor="#a0a0a0" stroked="f"/>
+          <v:rect id="_x0000_i1034" style="width:0;height:1.5pt" o:hralign="center" o:hrstd="t" o:hr="t" fillcolor="#a0a0a0" stroked="f"/>
         </w:pict>
       </w:r>
     </w:p>
@@ -820,7 +820,7 @@
     <w:p>
       <w:r>
         <w:pict w14:anchorId="49668891">
-          <v:rect id="_x0000_i1101" style="width:0;height:1.5pt" o:hralign="center" o:hrstd="t" o:hr="t" fillcolor="#a0a0a0" stroked="f"/>
+          <v:rect id="_x0000_i1035" style="width:0;height:1.5pt" o:hralign="center" o:hrstd="t" o:hr="t" fillcolor="#a0a0a0" stroked="f"/>
         </w:pict>
       </w:r>
     </w:p>
@@ -1447,6 +1447,1282 @@
         <w:t>If you're comfortable solving that problem under timed conditions and you're solid on sliding-window string techniques, you'll be covering the strongest recurring theme reported by recent Barclays candidates.</w:t>
       </w:r>
     </w:p>
+    <w:p>
+      <w:r>
+        <w:br w:type="page"/>
+      </w:r>
+    </w:p>
+    <w:p>
+      <w:r>
+        <w:lastRenderedPageBreak/>
+        <w:t>https://leetcode.com/problems/lexicographically-smallest-generated-string/description/</w:t>
+      </w:r>
+    </w:p>
+    <w:p>
+      <w:r>
+        <w:t>class Solution {</w:t>
+      </w:r>
+    </w:p>
+    <w:p>
+      <w:r>
+        <w:t>public:</w:t>
+      </w:r>
+    </w:p>
+    <w:p>
+      <w:r>
+        <w:t xml:space="preserve">    string </w:t>
+      </w:r>
+      <w:proofErr w:type="gramStart"/>
+      <w:r>
+        <w:t>generateString(</w:t>
+      </w:r>
+      <w:proofErr w:type="gramEnd"/>
+      <w:r>
+        <w:t>string s, string t) {</w:t>
+      </w:r>
+    </w:p>
+    <w:p>
+      <w:r>
+        <w:t xml:space="preserve">        int n = </w:t>
+      </w:r>
+      <w:proofErr w:type="gramStart"/>
+      <w:r>
+        <w:t>s.size</w:t>
+      </w:r>
+      <w:proofErr w:type="gramEnd"/>
+      <w:r>
+        <w:t xml:space="preserve">(), m = </w:t>
+      </w:r>
+      <w:proofErr w:type="gramStart"/>
+      <w:r>
+        <w:t>t.size</w:t>
+      </w:r>
+      <w:proofErr w:type="gramEnd"/>
+      <w:r>
+        <w:t>();</w:t>
+      </w:r>
+    </w:p>
+    <w:p>
+      <w:r>
+        <w:t xml:space="preserve">        string </w:t>
+      </w:r>
+      <w:proofErr w:type="gramStart"/>
+      <w:r>
+        <w:t>ans(</w:t>
+      </w:r>
+      <w:proofErr w:type="gramEnd"/>
+      <w:r>
+        <w:t>n + m - 1, 'a');</w:t>
+      </w:r>
+    </w:p>
+    <w:p>
+      <w:r>
+        <w:t xml:space="preserve">        vector&lt;bool&gt; </w:t>
+      </w:r>
+      <w:proofErr w:type="gramStart"/>
+      <w:r>
+        <w:t>fixed(</w:t>
+      </w:r>
+      <w:proofErr w:type="gramEnd"/>
+      <w:r>
+        <w:t>n + m - 1);</w:t>
+      </w:r>
+    </w:p>
+    <w:p/>
+    <w:p>
+      <w:r>
+        <w:t xml:space="preserve">        for (int i = 0; i &lt; n; i++) {</w:t>
+      </w:r>
+    </w:p>
+    <w:p>
+      <w:r>
+        <w:t xml:space="preserve">            if (s[i] == 'T') {</w:t>
+      </w:r>
+    </w:p>
+    <w:p>
+      <w:r>
+        <w:t xml:space="preserve">                for (int j = 0; j &lt; m; j++) {</w:t>
+      </w:r>
+    </w:p>
+    <w:p>
+      <w:r>
+        <w:t xml:space="preserve">                    </w:t>
+      </w:r>
+      <w:proofErr w:type="gramStart"/>
+      <w:r>
+        <w:t>ans[</w:t>
+      </w:r>
+      <w:proofErr w:type="gramEnd"/>
+      <w:r>
+        <w:t>i + j] = t[j];</w:t>
+      </w:r>
+    </w:p>
+    <w:p>
+      <w:r>
+        <w:t xml:space="preserve">                    </w:t>
+      </w:r>
+      <w:proofErr w:type="gramStart"/>
+      <w:r>
+        <w:t>fixed[</w:t>
+      </w:r>
+      <w:proofErr w:type="gramEnd"/>
+      <w:r>
+        <w:t>i + j] = 1;</w:t>
+      </w:r>
+    </w:p>
+    <w:p>
+      <w:r>
+        <w:t xml:space="preserve">                }</w:t>
+      </w:r>
+    </w:p>
+    <w:p>
+      <w:r>
+        <w:t xml:space="preserve">            }</w:t>
+      </w:r>
+    </w:p>
+    <w:p>
+      <w:r>
+        <w:t xml:space="preserve">        }</w:t>
+      </w:r>
+    </w:p>
+    <w:p/>
+    <w:p>
+      <w:r>
+        <w:t xml:space="preserve">        for (int i = 0; i &lt; n; i++) {</w:t>
+      </w:r>
+    </w:p>
+    <w:p>
+      <w:r>
+        <w:t xml:space="preserve">            if (s[i] == 'F') {</w:t>
+      </w:r>
+    </w:p>
+    <w:p>
+      <w:r>
+        <w:t xml:space="preserve">                if (</w:t>
+      </w:r>
+      <w:proofErr w:type="gramStart"/>
+      <w:r>
+        <w:t>ans.substr</w:t>
+      </w:r>
+      <w:proofErr w:type="gramEnd"/>
+      <w:r>
+        <w:t>(i, m) == t) {</w:t>
+      </w:r>
+    </w:p>
+    <w:p>
+      <w:r>
+        <w:t xml:space="preserve">                    for (int j = m - 1; j &gt;= 0; j--) {</w:t>
+      </w:r>
+    </w:p>
+    <w:p>
+      <w:r>
+        <w:t xml:space="preserve">                        if </w:t>
+      </w:r>
+      <w:proofErr w:type="gramStart"/>
+      <w:r>
+        <w:t>(!fixed</w:t>
+      </w:r>
+      <w:proofErr w:type="gramEnd"/>
+      <w:r>
+        <w:t>[i + j]) {</w:t>
+      </w:r>
+    </w:p>
+    <w:p>
+      <w:r>
+        <w:t xml:space="preserve">                            </w:t>
+      </w:r>
+      <w:proofErr w:type="gramStart"/>
+      <w:r>
+        <w:t>ans[</w:t>
+      </w:r>
+      <w:proofErr w:type="gramEnd"/>
+      <w:r>
+        <w:t>i + j] = 'b';</w:t>
+      </w:r>
+    </w:p>
+    <w:p>
+      <w:r>
+        <w:t xml:space="preserve">                            break;</w:t>
+      </w:r>
+    </w:p>
+    <w:p>
+      <w:r>
+        <w:t xml:space="preserve">                        }</w:t>
+      </w:r>
+    </w:p>
+    <w:p>
+      <w:r>
+        <w:t xml:space="preserve">                    }</w:t>
+      </w:r>
+    </w:p>
+    <w:p>
+      <w:r>
+        <w:t xml:space="preserve">                }</w:t>
+      </w:r>
+    </w:p>
+    <w:p>
+      <w:r>
+        <w:t xml:space="preserve">            }</w:t>
+      </w:r>
+    </w:p>
+    <w:p>
+      <w:r>
+        <w:t xml:space="preserve">        }</w:t>
+      </w:r>
+    </w:p>
+    <w:p/>
+    <w:p>
+      <w:r>
+        <w:t xml:space="preserve">        for (int i = 0; i &lt; n; i++) {</w:t>
+      </w:r>
+    </w:p>
+    <w:p>
+      <w:r>
+        <w:lastRenderedPageBreak/>
+        <w:t xml:space="preserve">            bool same = 1;</w:t>
+      </w:r>
+    </w:p>
+    <w:p>
+      <w:r>
+        <w:t xml:space="preserve">            for (int j = 0; j &lt; m; j++) {</w:t>
+      </w:r>
+    </w:p>
+    <w:p>
+      <w:r>
+        <w:t xml:space="preserve">                if (</w:t>
+      </w:r>
+      <w:proofErr w:type="gramStart"/>
+      <w:r>
+        <w:t>ans[</w:t>
+      </w:r>
+      <w:proofErr w:type="gramEnd"/>
+      <w:r>
+        <w:t>i + j</w:t>
+      </w:r>
+      <w:proofErr w:type="gramStart"/>
+      <w:r>
+        <w:t>] !</w:t>
+      </w:r>
+      <w:proofErr w:type="gramEnd"/>
+      <w:r>
+        <w:t>= t[j]) {</w:t>
+      </w:r>
+    </w:p>
+    <w:p>
+      <w:r>
+        <w:t xml:space="preserve">                    same = 0;</w:t>
+      </w:r>
+    </w:p>
+    <w:p>
+      <w:r>
+        <w:t xml:space="preserve">                    break;</w:t>
+      </w:r>
+    </w:p>
+    <w:p>
+      <w:r>
+        <w:t xml:space="preserve">                }</w:t>
+      </w:r>
+    </w:p>
+    <w:p>
+      <w:r>
+        <w:t xml:space="preserve">            }</w:t>
+      </w:r>
+    </w:p>
+    <w:p/>
+    <w:p>
+      <w:r>
+        <w:t xml:space="preserve">            if ((s[i] == 'T' &amp;</w:t>
+      </w:r>
+      <w:proofErr w:type="gramStart"/>
+      <w:r>
+        <w:t>&amp; !same</w:t>
+      </w:r>
+      <w:proofErr w:type="gramEnd"/>
+      <w:r>
+        <w:t>) || (s[i] == 'F' &amp;&amp; same)) {</w:t>
+      </w:r>
+    </w:p>
+    <w:p>
+      <w:r>
+        <w:t xml:space="preserve">                return "";</w:t>
+      </w:r>
+    </w:p>
+    <w:p>
+      <w:r>
+        <w:t xml:space="preserve">            }</w:t>
+      </w:r>
+    </w:p>
+    <w:p>
+      <w:r>
+        <w:t xml:space="preserve">        }</w:t>
+      </w:r>
+    </w:p>
+    <w:p/>
+    <w:p>
+      <w:r>
+        <w:t xml:space="preserve">        return ans;</w:t>
+      </w:r>
+    </w:p>
+    <w:p>
+      <w:r>
+        <w:t xml:space="preserve">    }</w:t>
+      </w:r>
+    </w:p>
+    <w:p>
+      <w:r>
+        <w:t>};</w:t>
+      </w:r>
+    </w:p>
+    <w:p/>
+    <w:p>
+      <w:pPr>
+        <w:jc w:val="center"/>
+      </w:pPr>
+      <w:r>
+        <w:rPr>
+          <w:noProof/>
+        </w:rPr>
+        <w:lastRenderedPageBreak/>
+        <w:drawing>
+          <wp:inline distT="0" distB="0" distL="0" distR="0" wp14:anchorId="706170C4" wp14:editId="3388CA7C">
+            <wp:extent cx="4686300" cy="5275592"/>
+            <wp:effectExtent l="0" t="0" r="0" b="0"/>
+            <wp:docPr id="1896275115" name="Picture 1" descr="image"/>
+            <wp:cNvGraphicFramePr>
+              <a:graphicFrameLocks xmlns:a="http://schemas.openxmlformats.org/drawingml/2006/main" noChangeAspect="1"/>
+            </wp:cNvGraphicFramePr>
+            <a:graphic xmlns:a="http://schemas.openxmlformats.org/drawingml/2006/main">
+              <a:graphicData uri="http://schemas.openxmlformats.org/drawingml/2006/picture">
+                <pic:pic xmlns:pic="http://schemas.openxmlformats.org/drawingml/2006/picture">
+                  <pic:nvPicPr>
+                    <pic:cNvPr id="0" name="Picture 12" descr="image"/>
+                    <pic:cNvPicPr>
+                      <a:picLocks noChangeAspect="1" noChangeArrowheads="1"/>
+                    </pic:cNvPicPr>
+                  </pic:nvPicPr>
+                  <pic:blipFill>
+                    <a:blip r:embed="rId12">
+                      <a:extLst>
+                        <a:ext uri="{28A0092B-C50C-407E-A947-70E740481C1C}">
+                          <a14:useLocalDpi xmlns:a14="http://schemas.microsoft.com/office/drawing/2010/main" val="0"/>
+                        </a:ext>
+                      </a:extLst>
+                    </a:blip>
+                    <a:srcRect/>
+                    <a:stretch>
+                      <a:fillRect/>
+                    </a:stretch>
+                  </pic:blipFill>
+                  <pic:spPr bwMode="auto">
+                    <a:xfrm>
+                      <a:off x="0" y="0"/>
+                      <a:ext cx="4687545" cy="5276994"/>
+                    </a:xfrm>
+                    <a:prstGeom prst="rect">
+                      <a:avLst/>
+                    </a:prstGeom>
+                    <a:noFill/>
+                    <a:ln>
+                      <a:noFill/>
+                    </a:ln>
+                  </pic:spPr>
+                </pic:pic>
+              </a:graphicData>
+            </a:graphic>
+          </wp:inline>
+        </w:drawing>
+      </w:r>
+    </w:p>
+    <w:p/>
+    <w:p>
+      <w:hyperlink r:id="rId13" w:history="1">
+        <w:r>
+          <w:rPr>
+            <w:rStyle w:val="Hyperlink"/>
+          </w:rPr>
+          <w:t>https://thejoboverflow.com/problems/?sort=&amp;company=17</w:t>
+        </w:r>
+      </w:hyperlink>
+    </w:p>
+    <w:p/>
+    <w:p>
+      <w:hyperlink r:id="rId14" w:history="1">
+        <w:r>
+          <w:rPr>
+            <w:rStyle w:val="Hyperlink"/>
+          </w:rPr>
+          <w:t>https://www.hackerearth.com/problem/algorithm/strictly-increasing-sequence-232f4862-80da6038/</w:t>
+        </w:r>
+      </w:hyperlink>
+    </w:p>
+    <w:p/>
+    <w:p>
+      <w:pPr>
+        <w:rPr>
+          <w:b/>
+          <w:bCs/>
+        </w:rPr>
+      </w:pPr>
+      <w:r>
+        <w:rPr>
+          <w:b/>
+          <w:bCs/>
+        </w:rPr>
+        <w:t>Strictly increasing sequence</w:t>
+      </w:r>
+    </w:p>
+    <w:p>
+      <w:r>
+        <w:t>1753</w:t>
+      </w:r>
+    </w:p>
+    <w:p>
+      <w:r>
+        <w:t>87%</w:t>
+      </w:r>
+    </w:p>
+    <w:p>
+      <w:r>
+        <w:t>20</w:t>
+      </w:r>
+    </w:p>
+    <w:p>
+      <w:r>
+        <w:rPr>
+          <w:rFonts w:ascii="Segoe UI Symbol" w:hAnsi="Segoe UI Symbol" w:cs="Segoe UI Symbol"/>
+        </w:rPr>
+        <w:t>★★★★★</w:t>
+      </w:r>
+    </w:p>
+    <w:p>
+      <w:r>
+        <w:t>2.5</w:t>
+      </w:r>
+    </w:p>
+    <w:p>
+      <w:r>
+        <w:lastRenderedPageBreak/>
+        <w:t>8 votes</w:t>
+      </w:r>
+    </w:p>
+    <w:p>
+      <w:r>
+        <w:t>Algorithms, Basics of Greedy Algorithms, Greedy Algorithms</w:t>
+      </w:r>
+    </w:p>
+    <w:p>
+      <w:r>
+        <w:t>Share</w:t>
+      </w:r>
+    </w:p>
+    <w:p>
+      <w:pPr>
+        <w:rPr>
+          <w:b/>
+          <w:bCs/>
+        </w:rPr>
+      </w:pPr>
+      <w:r>
+        <w:rPr>
+          <w:b/>
+          <w:bCs/>
+        </w:rPr>
+        <w:t>Details</w:t>
+      </w:r>
+    </w:p>
+    <w:p>
+      <w:pPr>
+        <w:rPr>
+          <w:rStyle w:val="Hyperlink"/>
+        </w:rPr>
+      </w:pPr>
+      <w:r>
+        <w:fldChar w:fldCharType="begin"/>
+      </w:r>
+      <w:r>
+        <w:instrText>HYPERLINK "https://www.hackerearth.com/problem/algorithm/strictly-increasing-sequence-232f4862-80da6038/submissions/"</w:instrText>
+      </w:r>
+      <w:r>
+        <w:fldChar w:fldCharType="separate"/>
+      </w:r>
+    </w:p>
+    <w:p>
+      <w:pPr>
+        <w:rPr>
+          <w:rStyle w:val="Hyperlink"/>
+          <w:b/>
+          <w:bCs/>
+        </w:rPr>
+      </w:pPr>
+      <w:r>
+        <w:rPr>
+          <w:rStyle w:val="Hyperlink"/>
+          <w:b/>
+          <w:bCs/>
+        </w:rPr>
+        <w:t>Submissions</w:t>
+      </w:r>
+    </w:p>
+    <w:p>
+      <w:pPr>
+        <w:rPr>
+          <w:rStyle w:val="Hyperlink"/>
+        </w:rPr>
+      </w:pPr>
+      <w:r>
+        <w:fldChar w:fldCharType="end"/>
+      </w:r>
+      <w:r>
+        <w:fldChar w:fldCharType="begin"/>
+      </w:r>
+      <w:r>
+        <w:instrText>HYPERLINK "https://www.hackerearth.com/problem/algorithm/strictly-increasing-sequence-232f4862-80da6038/discussion/"</w:instrText>
+      </w:r>
+      <w:r>
+        <w:fldChar w:fldCharType="separate"/>
+      </w:r>
+    </w:p>
+    <w:p>
+      <w:pPr>
+        <w:rPr>
+          <w:rStyle w:val="Hyperlink"/>
+          <w:b/>
+          <w:bCs/>
+        </w:rPr>
+      </w:pPr>
+      <w:r>
+        <w:rPr>
+          <w:rStyle w:val="Hyperlink"/>
+          <w:b/>
+          <w:bCs/>
+        </w:rPr>
+        <w:t>Discussion</w:t>
+      </w:r>
+    </w:p>
+    <w:p>
+      <w:pPr>
+        <w:rPr>
+          <w:rStyle w:val="Hyperlink"/>
+        </w:rPr>
+      </w:pPr>
+      <w:r>
+        <w:fldChar w:fldCharType="end"/>
+      </w:r>
+      <w:r>
+        <w:fldChar w:fldCharType="begin"/>
+      </w:r>
+      <w:r>
+        <w:instrText>HYPERLINK "https://www.hackerearth.com/problem/algorithm/strictly-increasing-sequence-232f4862-80da6038/similar_problems/"</w:instrText>
+      </w:r>
+      <w:r>
+        <w:fldChar w:fldCharType="separate"/>
+      </w:r>
+    </w:p>
+    <w:p>
+      <w:pPr>
+        <w:rPr>
+          <w:rStyle w:val="Hyperlink"/>
+          <w:b/>
+          <w:bCs/>
+        </w:rPr>
+      </w:pPr>
+      <w:r>
+        <w:rPr>
+          <w:rStyle w:val="Hyperlink"/>
+          <w:b/>
+          <w:bCs/>
+        </w:rPr>
+        <w:t>Similar Problems</w:t>
+      </w:r>
+    </w:p>
+    <w:p>
+      <w:pPr>
+        <w:rPr>
+          <w:rStyle w:val="Hyperlink"/>
+        </w:rPr>
+      </w:pPr>
+      <w:r>
+        <w:fldChar w:fldCharType="end"/>
+      </w:r>
+      <w:r>
+        <w:fldChar w:fldCharType="begin"/>
+      </w:r>
+      <w:r>
+        <w:instrText>HYPERLINK "https://www.hackerearth.com/problem/algorithm/strictly-increasing-sequence-232f4862-80da6038/editorial/"</w:instrText>
+      </w:r>
+      <w:r>
+        <w:fldChar w:fldCharType="separate"/>
+      </w:r>
+    </w:p>
+    <w:p>
+      <w:pPr>
+        <w:rPr>
+          <w:rStyle w:val="Hyperlink"/>
+          <w:b/>
+          <w:bCs/>
+        </w:rPr>
+      </w:pPr>
+      <w:r>
+        <w:rPr>
+          <w:rStyle w:val="Hyperlink"/>
+          <w:b/>
+          <w:bCs/>
+        </w:rPr>
+        <w:t>Editorial</w:t>
+      </w:r>
+    </w:p>
+    <w:p>
+      <w:r>
+        <w:fldChar w:fldCharType="end"/>
+      </w:r>
+    </w:p>
+    <w:p>
+      <w:pPr>
+        <w:rPr>
+          <w:b/>
+          <w:bCs/>
+        </w:rPr>
+      </w:pPr>
+      <w:r>
+        <w:rPr>
+          <w:b/>
+          <w:bCs/>
+        </w:rPr>
+        <w:t>Problem</w:t>
+      </w:r>
+    </w:p>
+    <w:p>
+      <w:r>
+        <w:t xml:space="preserve">Given an array consisting </w:t>
+      </w:r>
+      <w:proofErr w:type="gramStart"/>
+      <w:r>
+        <w:t>of </w:t>
+      </w:r>
+      <w:r>
+        <w:rPr>
+          <w:i/>
+          <w:iCs/>
+        </w:rPr>
+        <w:t> </w:t>
+      </w:r>
+      <w:r>
+        <w:t>non</w:t>
+      </w:r>
+      <w:proofErr w:type="gramEnd"/>
+      <w:r>
+        <w:t>-negative integers. You may perform the given operation on an array element but the operation can be performed on each element no more than once.</w:t>
+      </w:r>
+    </w:p>
+    <w:p>
+      <w:r>
+        <w:t xml:space="preserve">For an </w:t>
+      </w:r>
+      <w:proofErr w:type="gramStart"/>
+      <w:r>
+        <w:t>element  of</w:t>
+      </w:r>
+      <w:proofErr w:type="gramEnd"/>
+      <w:r>
+        <w:t xml:space="preserve"> the </w:t>
+      </w:r>
+      <w:proofErr w:type="gramStart"/>
+      <w:r>
+        <w:t>array ,</w:t>
+      </w:r>
+      <w:proofErr w:type="gramEnd"/>
+      <w:r>
+        <w:t>  :</w:t>
+      </w:r>
+    </w:p>
+    <w:p>
+      <w:pPr>
+        <w:numPr>
+          <w:ilvl w:val="0"/>
+          <w:numId w:val="9"/>
+        </w:numPr>
+      </w:pPr>
+      <w:r>
+        <w:t>Select a non-</w:t>
+      </w:r>
+      <w:proofErr w:type="gramStart"/>
+      <w:r>
+        <w:t>negative  number</w:t>
+      </w:r>
+      <w:proofErr w:type="gramEnd"/>
+      <w:r>
+        <w:t xml:space="preserve"> such </w:t>
+      </w:r>
+      <w:proofErr w:type="gramStart"/>
+      <w:r>
+        <w:t>that,  and</w:t>
+      </w:r>
+      <w:proofErr w:type="gramEnd"/>
+      <w:r>
+        <w:t xml:space="preserve"> then </w:t>
+      </w:r>
+      <w:proofErr w:type="gramStart"/>
+      <w:r>
+        <w:t>reduce  to</w:t>
+      </w:r>
+      <w:proofErr w:type="gramEnd"/>
+      <w:r>
+        <w:t> .</w:t>
+      </w:r>
+    </w:p>
+    <w:p>
+      <w:r>
+        <w:t xml:space="preserve">Check if the entire sequence can be converted into a strictly increasing sequence. </w:t>
+      </w:r>
+      <w:proofErr w:type="gramStart"/>
+      <w:r>
+        <w:t>Print  if</w:t>
+      </w:r>
+      <w:proofErr w:type="gramEnd"/>
+      <w:r>
+        <w:t xml:space="preserve"> the sequence can be converted into a strictly increasing sequence, else </w:t>
+      </w:r>
+      <w:proofErr w:type="gramStart"/>
+      <w:r>
+        <w:t>print .</w:t>
+      </w:r>
+      <w:proofErr w:type="gramEnd"/>
+    </w:p>
+    <w:p>
+      <w:r>
+        <w:rPr>
+          <w:b/>
+          <w:bCs/>
+        </w:rPr>
+        <w:t>Example</w:t>
+      </w:r>
+    </w:p>
+    <w:p>
+      <w:r>
+        <w:t>Consider </w:t>
+      </w:r>
+      <w:r>
+        <w:rPr>
+          <w:i/>
+          <w:iCs/>
+        </w:rPr>
+        <w:t xml:space="preserve">N = 4, and </w:t>
+      </w:r>
+      <w:proofErr w:type="gramStart"/>
+      <w:r>
+        <w:rPr>
+          <w:i/>
+          <w:iCs/>
+        </w:rPr>
+        <w:t>A[</w:t>
+      </w:r>
+      <w:proofErr w:type="gramEnd"/>
+      <w:r>
+        <w:rPr>
+          <w:i/>
+          <w:iCs/>
+        </w:rPr>
+        <w:t>] = [1, 15, 10, 15].</w:t>
+      </w:r>
+    </w:p>
+    <w:p>
+      <w:pPr>
+        <w:numPr>
+          <w:ilvl w:val="0"/>
+          <w:numId w:val="10"/>
+        </w:numPr>
+      </w:pPr>
+      <w:r>
+        <w:t>Initially, the array is not in Strictly Increasing Order.</w:t>
+      </w:r>
+    </w:p>
+    <w:p>
+      <w:pPr>
+        <w:numPr>
+          <w:ilvl w:val="0"/>
+          <w:numId w:val="10"/>
+        </w:numPr>
+      </w:pPr>
+      <w:r>
+        <w:t>Let's select the array element, </w:t>
+      </w:r>
+      <w:proofErr w:type="gramStart"/>
+      <w:r>
+        <w:rPr>
+          <w:i/>
+          <w:iCs/>
+        </w:rPr>
+        <w:t>A[</w:t>
+      </w:r>
+      <w:proofErr w:type="gramEnd"/>
+      <w:r>
+        <w:rPr>
+          <w:i/>
+          <w:iCs/>
+        </w:rPr>
+        <w:t>1] (=15) </w:t>
+      </w:r>
+      <w:r>
+        <w:t>and</w:t>
+      </w:r>
+      <w:r>
+        <w:rPr>
+          <w:i/>
+          <w:iCs/>
+        </w:rPr>
+        <w:t> X = 10.</w:t>
+      </w:r>
+      <w:r>
+        <w:t> If we perform </w:t>
+      </w:r>
+      <w:proofErr w:type="gramStart"/>
+      <w:r>
+        <w:rPr>
+          <w:i/>
+          <w:iCs/>
+        </w:rPr>
+        <w:t>A[</w:t>
+      </w:r>
+      <w:proofErr w:type="gramEnd"/>
+      <w:r>
+        <w:rPr>
+          <w:i/>
+          <w:iCs/>
+        </w:rPr>
+        <w:t xml:space="preserve">1] = </w:t>
+      </w:r>
+      <w:proofErr w:type="gramStart"/>
+      <w:r>
+        <w:rPr>
+          <w:i/>
+          <w:iCs/>
+        </w:rPr>
+        <w:t>A[</w:t>
+      </w:r>
+      <w:proofErr w:type="gramEnd"/>
+      <w:r>
+        <w:rPr>
+          <w:i/>
+          <w:iCs/>
+        </w:rPr>
+        <w:t>1] - X</w:t>
+      </w:r>
+      <w:r>
+        <w:t>, the new array is</w:t>
+      </w:r>
+      <w:r>
+        <w:rPr>
+          <w:i/>
+          <w:iCs/>
+        </w:rPr>
+        <w:t> </w:t>
+      </w:r>
+      <w:proofErr w:type="gramStart"/>
+      <w:r>
+        <w:rPr>
+          <w:i/>
+          <w:iCs/>
+        </w:rPr>
+        <w:t>A[</w:t>
+      </w:r>
+      <w:proofErr w:type="gramEnd"/>
+      <w:r>
+        <w:rPr>
+          <w:i/>
+          <w:iCs/>
+        </w:rPr>
+        <w:t>] = [1, 5, 10, 15].</w:t>
+      </w:r>
+    </w:p>
+    <w:p>
+      <w:pPr>
+        <w:numPr>
+          <w:ilvl w:val="0"/>
+          <w:numId w:val="10"/>
+        </w:numPr>
+      </w:pPr>
+      <w:r>
+        <w:t>Now the array </w:t>
+      </w:r>
+      <w:r>
+        <w:rPr>
+          <w:i/>
+          <w:iCs/>
+        </w:rPr>
+        <w:t>A</w:t>
+      </w:r>
+      <w:r>
+        <w:t> is in strictly increasing order.</w:t>
+      </w:r>
+    </w:p>
+    <w:p>
+      <w:proofErr w:type="gramStart"/>
+      <w:r>
+        <w:t>Therefore</w:t>
+      </w:r>
+      <w:proofErr w:type="gramEnd"/>
+      <w:r>
+        <w:t xml:space="preserve"> the answer is "Yes".</w:t>
+      </w:r>
+    </w:p>
+    <w:p>
+      <w:r>
+        <w:rPr>
+          <w:b/>
+          <w:bCs/>
+        </w:rPr>
+        <w:t>Function description</w:t>
+      </w:r>
+    </w:p>
+    <w:p>
+      <w:r>
+        <w:t>Complete the </w:t>
+      </w:r>
+      <w:r>
+        <w:rPr>
+          <w:i/>
+          <w:iCs/>
+        </w:rPr>
+        <w:t>solve</w:t>
+      </w:r>
+      <w:r>
+        <w:t> function provided in the editor. This function takes the following 2 parameters and returns the answer:</w:t>
+      </w:r>
+    </w:p>
+    <w:p>
+      <w:pPr>
+        <w:numPr>
+          <w:ilvl w:val="0"/>
+          <w:numId w:val="11"/>
+        </w:numPr>
+      </w:pPr>
+      <w:r>
+        <w:rPr>
+          <w:i/>
+          <w:iCs/>
+        </w:rPr>
+        <w:t>N</w:t>
+      </w:r>
+      <w:r>
+        <w:t>: Represents the size of array </w:t>
+      </w:r>
+      <w:r>
+        <w:rPr>
+          <w:i/>
+          <w:iCs/>
+        </w:rPr>
+        <w:t>A.</w:t>
+      </w:r>
+    </w:p>
+    <w:p>
+      <w:pPr>
+        <w:numPr>
+          <w:ilvl w:val="0"/>
+          <w:numId w:val="11"/>
+        </w:numPr>
+      </w:pPr>
+      <w:r>
+        <w:rPr>
+          <w:i/>
+          <w:iCs/>
+        </w:rPr>
+        <w:t>A</w:t>
+      </w:r>
+      <w:r>
+        <w:t>: Represents the elements of the array.</w:t>
+      </w:r>
+    </w:p>
+    <w:p>
+      <w:r>
+        <w:rPr>
+          <w:b/>
+          <w:bCs/>
+        </w:rPr>
+        <w:lastRenderedPageBreak/>
+        <w:t>Input format</w:t>
+      </w:r>
+    </w:p>
+    <w:p>
+      <w:r>
+        <w:rPr>
+          <w:b/>
+          <w:bCs/>
+        </w:rPr>
+        <w:t>Note</w:t>
+      </w:r>
+      <w:r>
+        <w:t>: This is the input format that you must use to provide custom input (available above the </w:t>
+      </w:r>
+      <w:r>
+        <w:rPr>
+          <w:b/>
+          <w:bCs/>
+        </w:rPr>
+        <w:t>Compile and Test</w:t>
+      </w:r>
+      <w:r>
+        <w:t> button).</w:t>
+      </w:r>
+    </w:p>
+    <w:p>
+      <w:pPr>
+        <w:numPr>
+          <w:ilvl w:val="0"/>
+          <w:numId w:val="12"/>
+        </w:numPr>
+      </w:pPr>
+      <w:r>
+        <w:t xml:space="preserve">First line: An </w:t>
+      </w:r>
+      <w:proofErr w:type="gramStart"/>
+      <w:r>
+        <w:t>integer  denoting</w:t>
+      </w:r>
+      <w:proofErr w:type="gramEnd"/>
+      <w:r>
+        <w:t xml:space="preserve"> the number of test cases.</w:t>
+      </w:r>
+    </w:p>
+    <w:p>
+      <w:pPr>
+        <w:numPr>
+          <w:ilvl w:val="0"/>
+          <w:numId w:val="12"/>
+        </w:numPr>
+      </w:pPr>
+      <w:proofErr w:type="gramStart"/>
+      <w:r>
+        <w:t>Next  lines</w:t>
+      </w:r>
+      <w:proofErr w:type="gramEnd"/>
+      <w:r>
+        <w:t>:</w:t>
+      </w:r>
+    </w:p>
+    <w:p>
+      <w:pPr>
+        <w:numPr>
+          <w:ilvl w:val="1"/>
+          <w:numId w:val="12"/>
+        </w:numPr>
+      </w:pPr>
+      <w:r>
+        <w:t xml:space="preserve">First line: An </w:t>
+      </w:r>
+      <w:proofErr w:type="gramStart"/>
+      <w:r>
+        <w:t>integer  denoting</w:t>
+      </w:r>
+      <w:proofErr w:type="gramEnd"/>
+      <w:r>
+        <w:t xml:space="preserve"> the number of elements in the array.</w:t>
+      </w:r>
+    </w:p>
+    <w:p>
+      <w:pPr>
+        <w:numPr>
+          <w:ilvl w:val="1"/>
+          <w:numId w:val="12"/>
+        </w:numPr>
+      </w:pPr>
+      <w:r>
+        <w:t>Second line: </w:t>
+      </w:r>
+      <w:r>
+        <w:rPr>
+          <w:i/>
+          <w:iCs/>
+        </w:rPr>
+        <w:t> </w:t>
+      </w:r>
+      <w:r>
+        <w:t>space separated non negative integers denoting the sequence.</w:t>
+      </w:r>
+    </w:p>
+    <w:p>
+      <w:r>
+        <w:rPr>
+          <w:b/>
+          <w:bCs/>
+        </w:rPr>
+        <w:t>Output Format</w:t>
+      </w:r>
+      <w:r>
+        <w:t>:</w:t>
+      </w:r>
+      <w:r>
+        <w:br/>
+        <w:t>For each test case, print 'Yes' if after all the performed operations the sequence becomes </w:t>
+      </w:r>
+      <w:r>
+        <w:rPr>
+          <w:i/>
+          <w:iCs/>
+        </w:rPr>
+        <w:t>STRICTLY INCREASING </w:t>
+      </w:r>
+      <w:r>
+        <w:t>else print 'No' on a new line.</w:t>
+      </w:r>
+    </w:p>
+    <w:p>
+      <w:r>
+        <w:rPr>
+          <w:b/>
+          <w:bCs/>
+        </w:rPr>
+        <w:t>Constraints:</w:t>
+      </w:r>
+    </w:p>
+    <w:p>
+      <w:r>
+        <w:rPr>
+          <w:b/>
+          <w:bCs/>
+        </w:rPr>
+        <w:t>Code snippets (also called starter code/boilerplate code)</w:t>
+      </w:r>
+    </w:p>
+    <w:p>
+      <w:r>
+        <w:t>This question has code snippets for C, CPP, Java, and Python.</w:t>
+      </w:r>
+    </w:p>
+    <w:p>
+      <w:pPr>
+        <w:rPr>
+          <w:b/>
+          <w:bCs/>
+        </w:rPr>
+      </w:pPr>
+      <w:r>
+        <w:rPr>
+          <w:b/>
+          <w:bCs/>
+        </w:rPr>
+        <w:t>Sample Input</w:t>
+      </w:r>
+    </w:p>
+    <w:p>
+      <w:r>
+        <w:t>1</w:t>
+      </w:r>
+    </w:p>
+    <w:p>
+      <w:r>
+        <w:t>5</w:t>
+      </w:r>
+    </w:p>
+    <w:p>
+      <w:r>
+        <w:t>2 6 4 5 7</w:t>
+      </w:r>
+    </w:p>
+    <w:p>
+      <w:pPr>
+        <w:rPr>
+          <w:b/>
+          <w:bCs/>
+        </w:rPr>
+      </w:pPr>
+      <w:r>
+        <w:rPr>
+          <w:b/>
+          <w:bCs/>
+        </w:rPr>
+        <w:t>Sample Output</w:t>
+      </w:r>
+    </w:p>
+    <w:p>
+      <w:r>
+        <w:t>Yes</w:t>
+      </w:r>
+    </w:p>
+    <w:p>
+      <w:r>
+        <w:t>Time Limit: 1</w:t>
+      </w:r>
+    </w:p>
+    <w:p>
+      <w:r>
+        <w:t>Memory Limit: 512</w:t>
+      </w:r>
+    </w:p>
+    <w:p>
+      <w:r>
+        <w:t>Source Limit:</w:t>
+      </w:r>
+    </w:p>
+    <w:p>
+      <w:pPr>
+        <w:rPr>
+          <w:b/>
+          <w:bCs/>
+        </w:rPr>
+      </w:pPr>
+      <w:r>
+        <w:rPr>
+          <w:b/>
+          <w:bCs/>
+        </w:rPr>
+        <w:t>Explanation</w:t>
+      </w:r>
+    </w:p>
+    <w:p>
+      <w:r>
+        <w:t>The first line represents the number of test cases, </w:t>
+      </w:r>
+      <w:r>
+        <w:rPr>
+          <w:i/>
+          <w:iCs/>
+        </w:rPr>
+        <w:t>t = 1</w:t>
+      </w:r>
+      <w:r>
+        <w:t>.</w:t>
+      </w:r>
+    </w:p>
+    <w:p>
+      <w:r>
+        <w:rPr>
+          <w:b/>
+          <w:bCs/>
+        </w:rPr>
+        <w:t>The first test case</w:t>
+      </w:r>
+    </w:p>
+    <w:p>
+      <w:r>
+        <w:t xml:space="preserve">Given array of five elements </w:t>
+      </w:r>
+      <w:proofErr w:type="gramStart"/>
+      <w:r>
+        <w:t>as :</w:t>
+      </w:r>
+      <w:proofErr w:type="gramEnd"/>
+      <w:r>
+        <w:t xml:space="preserve"> 2 6 4 5 7</w:t>
+      </w:r>
+    </w:p>
+    <w:p>
+      <w:r>
+        <w:t xml:space="preserve">If we take X=3 for array element 6 then the sequence turns to be 2 (6-3) 4 5 </w:t>
+      </w:r>
+      <w:proofErr w:type="gramStart"/>
+      <w:r>
+        <w:t>7 ,</w:t>
+      </w:r>
+      <w:proofErr w:type="gramEnd"/>
+      <w:r>
+        <w:t xml:space="preserve"> or</w:t>
+      </w:r>
+    </w:p>
+    <w:p>
+      <w:r>
+        <w:t>2 3 4 5 7, which is strictly increasing.</w:t>
+      </w:r>
+    </w:p>
     <w:p/>
     <w:sectPr>
       <w:pgSz w:w="11906" w:h="16838"/>
@@ -1574,6 +2850,155 @@
     </w:lvl>
   </w:abstractNum>
   <w:abstractNum w:abstractNumId="1" w15:restartNumberingAfterBreak="0">
+    <w:nsid w:val="0CA122E0"/>
+    <w:multiLevelType w:val="multilevel"/>
+    <w:tmpl w:val="4476C11E"/>
+    <w:lvl w:ilvl="0">
+      <w:start w:val="1"/>
+      <w:numFmt w:val="bullet"/>
+      <w:lvlText w:val=""/>
+      <w:lvlJc w:val="left"/>
+      <w:pPr>
+        <w:tabs>
+          <w:tab w:val="num" w:pos="720"/>
+        </w:tabs>
+        <w:ind w:left="720" w:hanging="360"/>
+      </w:pPr>
+      <w:rPr>
+        <w:rFonts w:ascii="Symbol" w:hAnsi="Symbol" w:hint="default"/>
+        <w:sz w:val="20"/>
+      </w:rPr>
+    </w:lvl>
+    <w:lvl w:ilvl="1">
+      <w:start w:val="1"/>
+      <w:numFmt w:val="bullet"/>
+      <w:lvlText w:val="o"/>
+      <w:lvlJc w:val="left"/>
+      <w:pPr>
+        <w:tabs>
+          <w:tab w:val="num" w:pos="1440"/>
+        </w:tabs>
+        <w:ind w:left="1440" w:hanging="360"/>
+      </w:pPr>
+      <w:rPr>
+        <w:rFonts w:ascii="Courier New" w:hAnsi="Courier New" w:hint="default"/>
+        <w:sz w:val="20"/>
+      </w:rPr>
+    </w:lvl>
+    <w:lvl w:ilvl="2" w:tentative="1">
+      <w:start w:val="1"/>
+      <w:numFmt w:val="bullet"/>
+      <w:lvlText w:val=""/>
+      <w:lvlJc w:val="left"/>
+      <w:pPr>
+        <w:tabs>
+          <w:tab w:val="num" w:pos="2160"/>
+        </w:tabs>
+        <w:ind w:left="2160" w:hanging="360"/>
+      </w:pPr>
+      <w:rPr>
+        <w:rFonts w:ascii="Wingdings" w:hAnsi="Wingdings" w:hint="default"/>
+        <w:sz w:val="20"/>
+      </w:rPr>
+    </w:lvl>
+    <w:lvl w:ilvl="3" w:tentative="1">
+      <w:start w:val="1"/>
+      <w:numFmt w:val="bullet"/>
+      <w:lvlText w:val=""/>
+      <w:lvlJc w:val="left"/>
+      <w:pPr>
+        <w:tabs>
+          <w:tab w:val="num" w:pos="2880"/>
+        </w:tabs>
+        <w:ind w:left="2880" w:hanging="360"/>
+      </w:pPr>
+      <w:rPr>
+        <w:rFonts w:ascii="Wingdings" w:hAnsi="Wingdings" w:hint="default"/>
+        <w:sz w:val="20"/>
+      </w:rPr>
+    </w:lvl>
+    <w:lvl w:ilvl="4" w:tentative="1">
+      <w:start w:val="1"/>
+      <w:numFmt w:val="bullet"/>
+      <w:lvlText w:val=""/>
+      <w:lvlJc w:val="left"/>
+      <w:pPr>
+        <w:tabs>
+          <w:tab w:val="num" w:pos="3600"/>
+        </w:tabs>
+        <w:ind w:left="3600" w:hanging="360"/>
+      </w:pPr>
+      <w:rPr>
+        <w:rFonts w:ascii="Wingdings" w:hAnsi="Wingdings" w:hint="default"/>
+        <w:sz w:val="20"/>
+      </w:rPr>
+    </w:lvl>
+    <w:lvl w:ilvl="5" w:tentative="1">
+      <w:start w:val="1"/>
+      <w:numFmt w:val="bullet"/>
+      <w:lvlText w:val=""/>
+      <w:lvlJc w:val="left"/>
+      <w:pPr>
+        <w:tabs>
+          <w:tab w:val="num" w:pos="4320"/>
+        </w:tabs>
+        <w:ind w:left="4320" w:hanging="360"/>
+      </w:pPr>
+      <w:rPr>
+        <w:rFonts w:ascii="Wingdings" w:hAnsi="Wingdings" w:hint="default"/>
+        <w:sz w:val="20"/>
+      </w:rPr>
+    </w:lvl>
+    <w:lvl w:ilvl="6" w:tentative="1">
+      <w:start w:val="1"/>
+      <w:numFmt w:val="bullet"/>
+      <w:lvlText w:val=""/>
+      <w:lvlJc w:val="left"/>
+      <w:pPr>
+        <w:tabs>
+          <w:tab w:val="num" w:pos="5040"/>
+        </w:tabs>
+        <w:ind w:left="5040" w:hanging="360"/>
+      </w:pPr>
+      <w:rPr>
+        <w:rFonts w:ascii="Wingdings" w:hAnsi="Wingdings" w:hint="default"/>
+        <w:sz w:val="20"/>
+      </w:rPr>
+    </w:lvl>
+    <w:lvl w:ilvl="7" w:tentative="1">
+      <w:start w:val="1"/>
+      <w:numFmt w:val="bullet"/>
+      <w:lvlText w:val=""/>
+      <w:lvlJc w:val="left"/>
+      <w:pPr>
+        <w:tabs>
+          <w:tab w:val="num" w:pos="5760"/>
+        </w:tabs>
+        <w:ind w:left="5760" w:hanging="360"/>
+      </w:pPr>
+      <w:rPr>
+        <w:rFonts w:ascii="Wingdings" w:hAnsi="Wingdings" w:hint="default"/>
+        <w:sz w:val="20"/>
+      </w:rPr>
+    </w:lvl>
+    <w:lvl w:ilvl="8" w:tentative="1">
+      <w:start w:val="1"/>
+      <w:numFmt w:val="bullet"/>
+      <w:lvlText w:val=""/>
+      <w:lvlJc w:val="left"/>
+      <w:pPr>
+        <w:tabs>
+          <w:tab w:val="num" w:pos="6480"/>
+        </w:tabs>
+        <w:ind w:left="6480" w:hanging="360"/>
+      </w:pPr>
+      <w:rPr>
+        <w:rFonts w:ascii="Wingdings" w:hAnsi="Wingdings" w:hint="default"/>
+        <w:sz w:val="20"/>
+      </w:rPr>
+    </w:lvl>
+  </w:abstractNum>
+  <w:abstractNum w:abstractNumId="2" w15:restartNumberingAfterBreak="0">
     <w:nsid w:val="12406217"/>
     <w:multiLevelType w:val="multilevel"/>
     <w:tmpl w:val="A4C48B28"/>
@@ -1722,7 +3147,305 @@
       </w:rPr>
     </w:lvl>
   </w:abstractNum>
-  <w:abstractNum w:abstractNumId="2" w15:restartNumberingAfterBreak="0">
+  <w:abstractNum w:abstractNumId="3" w15:restartNumberingAfterBreak="0">
+    <w:nsid w:val="192F679B"/>
+    <w:multiLevelType w:val="multilevel"/>
+    <w:tmpl w:val="EFA8A606"/>
+    <w:lvl w:ilvl="0">
+      <w:start w:val="1"/>
+      <w:numFmt w:val="bullet"/>
+      <w:lvlText w:val=""/>
+      <w:lvlJc w:val="left"/>
+      <w:pPr>
+        <w:tabs>
+          <w:tab w:val="num" w:pos="720"/>
+        </w:tabs>
+        <w:ind w:left="720" w:hanging="360"/>
+      </w:pPr>
+      <w:rPr>
+        <w:rFonts w:ascii="Symbol" w:hAnsi="Symbol" w:hint="default"/>
+        <w:sz w:val="20"/>
+      </w:rPr>
+    </w:lvl>
+    <w:lvl w:ilvl="1" w:tentative="1">
+      <w:start w:val="1"/>
+      <w:numFmt w:val="bullet"/>
+      <w:lvlText w:val="o"/>
+      <w:lvlJc w:val="left"/>
+      <w:pPr>
+        <w:tabs>
+          <w:tab w:val="num" w:pos="1440"/>
+        </w:tabs>
+        <w:ind w:left="1440" w:hanging="360"/>
+      </w:pPr>
+      <w:rPr>
+        <w:rFonts w:ascii="Courier New" w:hAnsi="Courier New" w:hint="default"/>
+        <w:sz w:val="20"/>
+      </w:rPr>
+    </w:lvl>
+    <w:lvl w:ilvl="2" w:tentative="1">
+      <w:start w:val="1"/>
+      <w:numFmt w:val="bullet"/>
+      <w:lvlText w:val=""/>
+      <w:lvlJc w:val="left"/>
+      <w:pPr>
+        <w:tabs>
+          <w:tab w:val="num" w:pos="2160"/>
+        </w:tabs>
+        <w:ind w:left="2160" w:hanging="360"/>
+      </w:pPr>
+      <w:rPr>
+        <w:rFonts w:ascii="Wingdings" w:hAnsi="Wingdings" w:hint="default"/>
+        <w:sz w:val="20"/>
+      </w:rPr>
+    </w:lvl>
+    <w:lvl w:ilvl="3" w:tentative="1">
+      <w:start w:val="1"/>
+      <w:numFmt w:val="bullet"/>
+      <w:lvlText w:val=""/>
+      <w:lvlJc w:val="left"/>
+      <w:pPr>
+        <w:tabs>
+          <w:tab w:val="num" w:pos="2880"/>
+        </w:tabs>
+        <w:ind w:left="2880" w:hanging="360"/>
+      </w:pPr>
+      <w:rPr>
+        <w:rFonts w:ascii="Wingdings" w:hAnsi="Wingdings" w:hint="default"/>
+        <w:sz w:val="20"/>
+      </w:rPr>
+    </w:lvl>
+    <w:lvl w:ilvl="4" w:tentative="1">
+      <w:start w:val="1"/>
+      <w:numFmt w:val="bullet"/>
+      <w:lvlText w:val=""/>
+      <w:lvlJc w:val="left"/>
+      <w:pPr>
+        <w:tabs>
+          <w:tab w:val="num" w:pos="3600"/>
+        </w:tabs>
+        <w:ind w:left="3600" w:hanging="360"/>
+      </w:pPr>
+      <w:rPr>
+        <w:rFonts w:ascii="Wingdings" w:hAnsi="Wingdings" w:hint="default"/>
+        <w:sz w:val="20"/>
+      </w:rPr>
+    </w:lvl>
+    <w:lvl w:ilvl="5" w:tentative="1">
+      <w:start w:val="1"/>
+      <w:numFmt w:val="bullet"/>
+      <w:lvlText w:val=""/>
+      <w:lvlJc w:val="left"/>
+      <w:pPr>
+        <w:tabs>
+          <w:tab w:val="num" w:pos="4320"/>
+        </w:tabs>
+        <w:ind w:left="4320" w:hanging="360"/>
+      </w:pPr>
+      <w:rPr>
+        <w:rFonts w:ascii="Wingdings" w:hAnsi="Wingdings" w:hint="default"/>
+        <w:sz w:val="20"/>
+      </w:rPr>
+    </w:lvl>
+    <w:lvl w:ilvl="6" w:tentative="1">
+      <w:start w:val="1"/>
+      <w:numFmt w:val="bullet"/>
+      <w:lvlText w:val=""/>
+      <w:lvlJc w:val="left"/>
+      <w:pPr>
+        <w:tabs>
+          <w:tab w:val="num" w:pos="5040"/>
+        </w:tabs>
+        <w:ind w:left="5040" w:hanging="360"/>
+      </w:pPr>
+      <w:rPr>
+        <w:rFonts w:ascii="Wingdings" w:hAnsi="Wingdings" w:hint="default"/>
+        <w:sz w:val="20"/>
+      </w:rPr>
+    </w:lvl>
+    <w:lvl w:ilvl="7" w:tentative="1">
+      <w:start w:val="1"/>
+      <w:numFmt w:val="bullet"/>
+      <w:lvlText w:val=""/>
+      <w:lvlJc w:val="left"/>
+      <w:pPr>
+        <w:tabs>
+          <w:tab w:val="num" w:pos="5760"/>
+        </w:tabs>
+        <w:ind w:left="5760" w:hanging="360"/>
+      </w:pPr>
+      <w:rPr>
+        <w:rFonts w:ascii="Wingdings" w:hAnsi="Wingdings" w:hint="default"/>
+        <w:sz w:val="20"/>
+      </w:rPr>
+    </w:lvl>
+    <w:lvl w:ilvl="8" w:tentative="1">
+      <w:start w:val="1"/>
+      <w:numFmt w:val="bullet"/>
+      <w:lvlText w:val=""/>
+      <w:lvlJc w:val="left"/>
+      <w:pPr>
+        <w:tabs>
+          <w:tab w:val="num" w:pos="6480"/>
+        </w:tabs>
+        <w:ind w:left="6480" w:hanging="360"/>
+      </w:pPr>
+      <w:rPr>
+        <w:rFonts w:ascii="Wingdings" w:hAnsi="Wingdings" w:hint="default"/>
+        <w:sz w:val="20"/>
+      </w:rPr>
+    </w:lvl>
+  </w:abstractNum>
+  <w:abstractNum w:abstractNumId="4" w15:restartNumberingAfterBreak="0">
+    <w:nsid w:val="410F190E"/>
+    <w:multiLevelType w:val="multilevel"/>
+    <w:tmpl w:val="A51E23BE"/>
+    <w:lvl w:ilvl="0">
+      <w:start w:val="1"/>
+      <w:numFmt w:val="bullet"/>
+      <w:lvlText w:val=""/>
+      <w:lvlJc w:val="left"/>
+      <w:pPr>
+        <w:tabs>
+          <w:tab w:val="num" w:pos="720"/>
+        </w:tabs>
+        <w:ind w:left="720" w:hanging="360"/>
+      </w:pPr>
+      <w:rPr>
+        <w:rFonts w:ascii="Symbol" w:hAnsi="Symbol" w:hint="default"/>
+        <w:sz w:val="20"/>
+      </w:rPr>
+    </w:lvl>
+    <w:lvl w:ilvl="1" w:tentative="1">
+      <w:start w:val="1"/>
+      <w:numFmt w:val="bullet"/>
+      <w:lvlText w:val="o"/>
+      <w:lvlJc w:val="left"/>
+      <w:pPr>
+        <w:tabs>
+          <w:tab w:val="num" w:pos="1440"/>
+        </w:tabs>
+        <w:ind w:left="1440" w:hanging="360"/>
+      </w:pPr>
+      <w:rPr>
+        <w:rFonts w:ascii="Courier New" w:hAnsi="Courier New" w:hint="default"/>
+        <w:sz w:val="20"/>
+      </w:rPr>
+    </w:lvl>
+    <w:lvl w:ilvl="2" w:tentative="1">
+      <w:start w:val="1"/>
+      <w:numFmt w:val="bullet"/>
+      <w:lvlText w:val=""/>
+      <w:lvlJc w:val="left"/>
+      <w:pPr>
+        <w:tabs>
+          <w:tab w:val="num" w:pos="2160"/>
+        </w:tabs>
+        <w:ind w:left="2160" w:hanging="360"/>
+      </w:pPr>
+      <w:rPr>
+        <w:rFonts w:ascii="Wingdings" w:hAnsi="Wingdings" w:hint="default"/>
+        <w:sz w:val="20"/>
+      </w:rPr>
+    </w:lvl>
+    <w:lvl w:ilvl="3" w:tentative="1">
+      <w:start w:val="1"/>
+      <w:numFmt w:val="bullet"/>
+      <w:lvlText w:val=""/>
+      <w:lvlJc w:val="left"/>
+      <w:pPr>
+        <w:tabs>
+          <w:tab w:val="num" w:pos="2880"/>
+        </w:tabs>
+        <w:ind w:left="2880" w:hanging="360"/>
+      </w:pPr>
+      <w:rPr>
+        <w:rFonts w:ascii="Wingdings" w:hAnsi="Wingdings" w:hint="default"/>
+        <w:sz w:val="20"/>
+      </w:rPr>
+    </w:lvl>
+    <w:lvl w:ilvl="4" w:tentative="1">
+      <w:start w:val="1"/>
+      <w:numFmt w:val="bullet"/>
+      <w:lvlText w:val=""/>
+      <w:lvlJc w:val="left"/>
+      <w:pPr>
+        <w:tabs>
+          <w:tab w:val="num" w:pos="3600"/>
+        </w:tabs>
+        <w:ind w:left="3600" w:hanging="360"/>
+      </w:pPr>
+      <w:rPr>
+        <w:rFonts w:ascii="Wingdings" w:hAnsi="Wingdings" w:hint="default"/>
+        <w:sz w:val="20"/>
+      </w:rPr>
+    </w:lvl>
+    <w:lvl w:ilvl="5" w:tentative="1">
+      <w:start w:val="1"/>
+      <w:numFmt w:val="bullet"/>
+      <w:lvlText w:val=""/>
+      <w:lvlJc w:val="left"/>
+      <w:pPr>
+        <w:tabs>
+          <w:tab w:val="num" w:pos="4320"/>
+        </w:tabs>
+        <w:ind w:left="4320" w:hanging="360"/>
+      </w:pPr>
+      <w:rPr>
+        <w:rFonts w:ascii="Wingdings" w:hAnsi="Wingdings" w:hint="default"/>
+        <w:sz w:val="20"/>
+      </w:rPr>
+    </w:lvl>
+    <w:lvl w:ilvl="6" w:tentative="1">
+      <w:start w:val="1"/>
+      <w:numFmt w:val="bullet"/>
+      <w:lvlText w:val=""/>
+      <w:lvlJc w:val="left"/>
+      <w:pPr>
+        <w:tabs>
+          <w:tab w:val="num" w:pos="5040"/>
+        </w:tabs>
+        <w:ind w:left="5040" w:hanging="360"/>
+      </w:pPr>
+      <w:rPr>
+        <w:rFonts w:ascii="Wingdings" w:hAnsi="Wingdings" w:hint="default"/>
+        <w:sz w:val="20"/>
+      </w:rPr>
+    </w:lvl>
+    <w:lvl w:ilvl="7" w:tentative="1">
+      <w:start w:val="1"/>
+      <w:numFmt w:val="bullet"/>
+      <w:lvlText w:val=""/>
+      <w:lvlJc w:val="left"/>
+      <w:pPr>
+        <w:tabs>
+          <w:tab w:val="num" w:pos="5760"/>
+        </w:tabs>
+        <w:ind w:left="5760" w:hanging="360"/>
+      </w:pPr>
+      <w:rPr>
+        <w:rFonts w:ascii="Wingdings" w:hAnsi="Wingdings" w:hint="default"/>
+        <w:sz w:val="20"/>
+      </w:rPr>
+    </w:lvl>
+    <w:lvl w:ilvl="8" w:tentative="1">
+      <w:start w:val="1"/>
+      <w:numFmt w:val="bullet"/>
+      <w:lvlText w:val=""/>
+      <w:lvlJc w:val="left"/>
+      <w:pPr>
+        <w:tabs>
+          <w:tab w:val="num" w:pos="6480"/>
+        </w:tabs>
+        <w:ind w:left="6480" w:hanging="360"/>
+      </w:pPr>
+      <w:rPr>
+        <w:rFonts w:ascii="Wingdings" w:hAnsi="Wingdings" w:hint="default"/>
+        <w:sz w:val="20"/>
+      </w:rPr>
+    </w:lvl>
+  </w:abstractNum>
+  <w:abstractNum w:abstractNumId="5" w15:restartNumberingAfterBreak="0">
     <w:nsid w:val="444B3988"/>
     <w:multiLevelType w:val="multilevel"/>
     <w:tmpl w:val="C12C3ED6"/>
@@ -1871,7 +3594,7 @@
       </w:rPr>
     </w:lvl>
   </w:abstractNum>
-  <w:abstractNum w:abstractNumId="3" w15:restartNumberingAfterBreak="0">
+  <w:abstractNum w:abstractNumId="6" w15:restartNumberingAfterBreak="0">
     <w:nsid w:val="48FB7662"/>
     <w:multiLevelType w:val="multilevel"/>
     <w:tmpl w:val="ABEC2A32"/>
@@ -2020,7 +3743,7 @@
       </w:rPr>
     </w:lvl>
   </w:abstractNum>
-  <w:abstractNum w:abstractNumId="4" w15:restartNumberingAfterBreak="0">
+  <w:abstractNum w:abstractNumId="7" w15:restartNumberingAfterBreak="0">
     <w:nsid w:val="61E25893"/>
     <w:multiLevelType w:val="multilevel"/>
     <w:tmpl w:val="B3569718"/>
@@ -2169,7 +3892,156 @@
       </w:rPr>
     </w:lvl>
   </w:abstractNum>
-  <w:abstractNum w:abstractNumId="5" w15:restartNumberingAfterBreak="0">
+  <w:abstractNum w:abstractNumId="8" w15:restartNumberingAfterBreak="0">
+    <w:nsid w:val="69C919E3"/>
+    <w:multiLevelType w:val="multilevel"/>
+    <w:tmpl w:val="9AA2DD12"/>
+    <w:lvl w:ilvl="0">
+      <w:start w:val="1"/>
+      <w:numFmt w:val="bullet"/>
+      <w:lvlText w:val=""/>
+      <w:lvlJc w:val="left"/>
+      <w:pPr>
+        <w:tabs>
+          <w:tab w:val="num" w:pos="720"/>
+        </w:tabs>
+        <w:ind w:left="720" w:hanging="360"/>
+      </w:pPr>
+      <w:rPr>
+        <w:rFonts w:ascii="Symbol" w:hAnsi="Symbol" w:hint="default"/>
+        <w:sz w:val="20"/>
+      </w:rPr>
+    </w:lvl>
+    <w:lvl w:ilvl="1" w:tentative="1">
+      <w:start w:val="1"/>
+      <w:numFmt w:val="bullet"/>
+      <w:lvlText w:val="o"/>
+      <w:lvlJc w:val="left"/>
+      <w:pPr>
+        <w:tabs>
+          <w:tab w:val="num" w:pos="1440"/>
+        </w:tabs>
+        <w:ind w:left="1440" w:hanging="360"/>
+      </w:pPr>
+      <w:rPr>
+        <w:rFonts w:ascii="Courier New" w:hAnsi="Courier New" w:hint="default"/>
+        <w:sz w:val="20"/>
+      </w:rPr>
+    </w:lvl>
+    <w:lvl w:ilvl="2" w:tentative="1">
+      <w:start w:val="1"/>
+      <w:numFmt w:val="bullet"/>
+      <w:lvlText w:val=""/>
+      <w:lvlJc w:val="left"/>
+      <w:pPr>
+        <w:tabs>
+          <w:tab w:val="num" w:pos="2160"/>
+        </w:tabs>
+        <w:ind w:left="2160" w:hanging="360"/>
+      </w:pPr>
+      <w:rPr>
+        <w:rFonts w:ascii="Wingdings" w:hAnsi="Wingdings" w:hint="default"/>
+        <w:sz w:val="20"/>
+      </w:rPr>
+    </w:lvl>
+    <w:lvl w:ilvl="3" w:tentative="1">
+      <w:start w:val="1"/>
+      <w:numFmt w:val="bullet"/>
+      <w:lvlText w:val=""/>
+      <w:lvlJc w:val="left"/>
+      <w:pPr>
+        <w:tabs>
+          <w:tab w:val="num" w:pos="2880"/>
+        </w:tabs>
+        <w:ind w:left="2880" w:hanging="360"/>
+      </w:pPr>
+      <w:rPr>
+        <w:rFonts w:ascii="Wingdings" w:hAnsi="Wingdings" w:hint="default"/>
+        <w:sz w:val="20"/>
+      </w:rPr>
+    </w:lvl>
+    <w:lvl w:ilvl="4" w:tentative="1">
+      <w:start w:val="1"/>
+      <w:numFmt w:val="bullet"/>
+      <w:lvlText w:val=""/>
+      <w:lvlJc w:val="left"/>
+      <w:pPr>
+        <w:tabs>
+          <w:tab w:val="num" w:pos="3600"/>
+        </w:tabs>
+        <w:ind w:left="3600" w:hanging="360"/>
+      </w:pPr>
+      <w:rPr>
+        <w:rFonts w:ascii="Wingdings" w:hAnsi="Wingdings" w:hint="default"/>
+        <w:sz w:val="20"/>
+      </w:rPr>
+    </w:lvl>
+    <w:lvl w:ilvl="5" w:tentative="1">
+      <w:start w:val="1"/>
+      <w:numFmt w:val="bullet"/>
+      <w:lvlText w:val=""/>
+      <w:lvlJc w:val="left"/>
+      <w:pPr>
+        <w:tabs>
+          <w:tab w:val="num" w:pos="4320"/>
+        </w:tabs>
+        <w:ind w:left="4320" w:hanging="360"/>
+      </w:pPr>
+      <w:rPr>
+        <w:rFonts w:ascii="Wingdings" w:hAnsi="Wingdings" w:hint="default"/>
+        <w:sz w:val="20"/>
+      </w:rPr>
+    </w:lvl>
+    <w:lvl w:ilvl="6" w:tentative="1">
+      <w:start w:val="1"/>
+      <w:numFmt w:val="bullet"/>
+      <w:lvlText w:val=""/>
+      <w:lvlJc w:val="left"/>
+      <w:pPr>
+        <w:tabs>
+          <w:tab w:val="num" w:pos="5040"/>
+        </w:tabs>
+        <w:ind w:left="5040" w:hanging="360"/>
+      </w:pPr>
+      <w:rPr>
+        <w:rFonts w:ascii="Wingdings" w:hAnsi="Wingdings" w:hint="default"/>
+        <w:sz w:val="20"/>
+      </w:rPr>
+    </w:lvl>
+    <w:lvl w:ilvl="7" w:tentative="1">
+      <w:start w:val="1"/>
+      <w:numFmt w:val="bullet"/>
+      <w:lvlText w:val=""/>
+      <w:lvlJc w:val="left"/>
+      <w:pPr>
+        <w:tabs>
+          <w:tab w:val="num" w:pos="5760"/>
+        </w:tabs>
+        <w:ind w:left="5760" w:hanging="360"/>
+      </w:pPr>
+      <w:rPr>
+        <w:rFonts w:ascii="Wingdings" w:hAnsi="Wingdings" w:hint="default"/>
+        <w:sz w:val="20"/>
+      </w:rPr>
+    </w:lvl>
+    <w:lvl w:ilvl="8" w:tentative="1">
+      <w:start w:val="1"/>
+      <w:numFmt w:val="bullet"/>
+      <w:lvlText w:val=""/>
+      <w:lvlJc w:val="left"/>
+      <w:pPr>
+        <w:tabs>
+          <w:tab w:val="num" w:pos="6480"/>
+        </w:tabs>
+        <w:ind w:left="6480" w:hanging="360"/>
+      </w:pPr>
+      <w:rPr>
+        <w:rFonts w:ascii="Wingdings" w:hAnsi="Wingdings" w:hint="default"/>
+        <w:sz w:val="20"/>
+      </w:rPr>
+    </w:lvl>
+  </w:abstractNum>
+  <w:abstractNum w:abstractNumId="9" w15:restartNumberingAfterBreak="0">
     <w:nsid w:val="72753C65"/>
     <w:multiLevelType w:val="multilevel"/>
     <w:tmpl w:val="80248560"/>
@@ -2318,7 +4190,7 @@
       </w:rPr>
     </w:lvl>
   </w:abstractNum>
-  <w:abstractNum w:abstractNumId="6" w15:restartNumberingAfterBreak="0">
+  <w:abstractNum w:abstractNumId="10" w15:restartNumberingAfterBreak="0">
     <w:nsid w:val="742B548E"/>
     <w:multiLevelType w:val="multilevel"/>
     <w:tmpl w:val="37168F7E"/>
@@ -2467,7 +4339,7 @@
       </w:rPr>
     </w:lvl>
   </w:abstractNum>
-  <w:abstractNum w:abstractNumId="7" w15:restartNumberingAfterBreak="0">
+  <w:abstractNum w:abstractNumId="11" w15:restartNumberingAfterBreak="0">
     <w:nsid w:val="74315730"/>
     <w:multiLevelType w:val="multilevel"/>
     <w:tmpl w:val="0EE25CAC"/>
@@ -2617,28 +4489,40 @@
     </w:lvl>
   </w:abstractNum>
   <w:num w:numId="1" w16cid:durableId="2090079743">
-    <w:abstractNumId w:val="4"/>
+    <w:abstractNumId w:val="7"/>
   </w:num>
   <w:num w:numId="2" w16cid:durableId="10108517">
-    <w:abstractNumId w:val="1"/>
+    <w:abstractNumId w:val="2"/>
   </w:num>
   <w:num w:numId="3" w16cid:durableId="617876309">
-    <w:abstractNumId w:val="6"/>
+    <w:abstractNumId w:val="10"/>
   </w:num>
   <w:num w:numId="4" w16cid:durableId="189221020">
+    <w:abstractNumId w:val="9"/>
+  </w:num>
+  <w:num w:numId="5" w16cid:durableId="1948929118">
     <w:abstractNumId w:val="5"/>
   </w:num>
-  <w:num w:numId="5" w16cid:durableId="1948929118">
-    <w:abstractNumId w:val="2"/>
-  </w:num>
   <w:num w:numId="6" w16cid:durableId="1736932030">
-    <w:abstractNumId w:val="7"/>
+    <w:abstractNumId w:val="11"/>
   </w:num>
   <w:num w:numId="7" w16cid:durableId="390812385">
     <w:abstractNumId w:val="0"/>
   </w:num>
   <w:num w:numId="8" w16cid:durableId="309870484">
+    <w:abstractNumId w:val="6"/>
+  </w:num>
+  <w:num w:numId="9" w16cid:durableId="1488782763">
+    <w:abstractNumId w:val="8"/>
+  </w:num>
+  <w:num w:numId="10" w16cid:durableId="1430352331">
     <w:abstractNumId w:val="3"/>
+  </w:num>
+  <w:num w:numId="11" w16cid:durableId="1537815251">
+    <w:abstractNumId w:val="4"/>
+  </w:num>
+  <w:num w:numId="12" w16cid:durableId="708141820">
+    <w:abstractNumId w:val="1"/>
   </w:num>
 </w:numbering>
 </file>
